--- a/data/Agreements Bilateral_EU-Ecuador MoU for stronger bilateral relations.docx
+++ b/data/Agreements Bilateral_EU-Ecuador MoU for stronger bilateral relations.docx
@@ -2,13 +2,13 @@
 <file path=word/document.xml><?xml version="1.0" encoding="utf-8"?>
 <w:document xmlns:w="http://schemas.openxmlformats.org/wordprocessingml/2006/main" xmlns:m="http://schemas.openxmlformats.org/officeDocument/2006/math" xmlns:r="http://schemas.openxmlformats.org/officeDocument/2006/relationships" xmlns:o="urn:schemas-microsoft-com:office:office" xmlns:v="urn:schemas-microsoft-com:vml" xmlns:w10="urn:schemas-microsoft-com:office:word" xmlns:a="http://schemas.openxmlformats.org/drawingml/2006/main" xmlns:pic="http://schemas.openxmlformats.org/drawingml/2006/picture" xmlns:wp="http://schemas.openxmlformats.org/drawingml/2006/wordprocessingDrawing">
   <w:body>
-    <w:bookmarkStart w:id="26" w:name="Xa9aa917e7092ae9d7758052f7f064029967e2c7"/>
+    <w:bookmarkStart w:id="26" w:name="X63429ce361a18567ba653ba4a13274d414da307"/>
     <w:p>
       <w:pPr>
         <w:pStyle w:val="Heading1"/>
       </w:pPr>
       <w:r>
-        <w:t xml:space="preserve">EU-Ecuador Memorandum of Understanding for Enhanced Bilateral Relations</w:t>
+        <w:t xml:space="preserve">EU-Ecuador Memorandum of Understanding for Stronger Bilateral Relations</w:t>
       </w:r>
     </w:p>
     <w:p>
@@ -142,7 +142,31 @@
               <w:pStyle w:val="Compact"/>
             </w:pPr>
             <w:r>
-              <w:t xml:space="preserve">European Union; EU-Ecuador</w:t>
+              <w:t xml:space="preserve">European Union; Governments</w:t>
+            </w:r>
+          </w:p>
+        </w:tc>
+      </w:tr>
+      <w:tr>
+        <w:tc>
+          <w:tcPr/>
+          <w:p>
+            <w:pPr>
+              <w:pStyle w:val="Compact"/>
+            </w:pPr>
+            <w:r>
+              <w:t xml:space="preserve">Economic Actors</w:t>
+            </w:r>
+          </w:p>
+        </w:tc>
+        <w:tc>
+          <w:tcPr/>
+          <w:p>
+            <w:pPr>
+              <w:pStyle w:val="Compact"/>
+            </w:pPr>
+            <w:r>
+              <w:t xml:space="preserve">Bilateral Projects</w:t>
             </w:r>
           </w:p>
         </w:tc>
@@ -161,7 +185,8 @@
     <w:tbl>
       <w:tblPr>
         <w:tblStyle w:val="Table"/>
-        <w:tblW w:type="auto" w:w="0"/>
+        <w:tblW w:type="pct" w:w="5000"/>
+        <w:tblLayout w:type="fixed"/>
         <w:tblLook w:firstRow="1" w:lastRow="0" w:firstColumn="0" w:lastColumn="0" w:noHBand="0" w:noVBand="0" w:val="0020"/>
       </w:tblPr>
       <w:tblGrid>
@@ -214,7 +239,7 @@
               <w:pStyle w:val="Compact"/>
             </w:pPr>
             <w:r>
-              <w:t xml:space="preserve">EU-CELAC Digital Partnership</w:t>
+              <w:t xml:space="preserve">Digital &amp; Technological Partnerships</w:t>
             </w:r>
           </w:p>
         </w:tc>
